--- a/ASSESSMENT_CATALOG/6_Audit_Report/Alma_Security_Internal_Audit_Report-Q1-2026.docx
+++ b/ASSESSMENT_CATALOG/6_Audit_Report/Alma_Security_Internal_Audit_Report-Q1-2026.docx
@@ -82,12 +82,6 @@
         <w:gridCol w:w="5860"/>
       </w:tblGrid>
       <w:tr>
-        <w:tblPrEx>
-          <w:tblCellMar>
-            <w:top w:w="0" w:type="dxa"/>
-            <w:bottom w:w="0" w:type="dxa"/>
-          </w:tblCellMar>
-        </w:tblPrEx>
         <w:tc>
           <w:tcPr>
             <w:tcW w:w="3500" w:type="dxa"/>
@@ -137,12 +131,6 @@
         </w:tc>
       </w:tr>
       <w:tr>
-        <w:tblPrEx>
-          <w:tblCellMar>
-            <w:top w:w="0" w:type="dxa"/>
-            <w:bottom w:w="0" w:type="dxa"/>
-          </w:tblCellMar>
-        </w:tblPrEx>
         <w:tc>
           <w:tcPr>
             <w:tcW w:w="3500" w:type="dxa"/>
@@ -192,12 +180,6 @@
         </w:tc>
       </w:tr>
       <w:tr>
-        <w:tblPrEx>
-          <w:tblCellMar>
-            <w:top w:w="0" w:type="dxa"/>
-            <w:bottom w:w="0" w:type="dxa"/>
-          </w:tblCellMar>
-        </w:tblPrEx>
         <w:tc>
           <w:tcPr>
             <w:tcW w:w="3500" w:type="dxa"/>
@@ -247,12 +229,6 @@
         </w:tc>
       </w:tr>
       <w:tr>
-        <w:tblPrEx>
-          <w:tblCellMar>
-            <w:top w:w="0" w:type="dxa"/>
-            <w:bottom w:w="0" w:type="dxa"/>
-          </w:tblCellMar>
-        </w:tblPrEx>
         <w:tc>
           <w:tcPr>
             <w:tcW w:w="3500" w:type="dxa"/>
@@ -302,12 +278,6 @@
         </w:tc>
       </w:tr>
       <w:tr>
-        <w:tblPrEx>
-          <w:tblCellMar>
-            <w:top w:w="0" w:type="dxa"/>
-            <w:bottom w:w="0" w:type="dxa"/>
-          </w:tblCellMar>
-        </w:tblPrEx>
         <w:tc>
           <w:tcPr>
             <w:tcW w:w="3500" w:type="dxa"/>
@@ -357,12 +327,6 @@
         </w:tc>
       </w:tr>
       <w:tr>
-        <w:tblPrEx>
-          <w:tblCellMar>
-            <w:top w:w="0" w:type="dxa"/>
-            <w:bottom w:w="0" w:type="dxa"/>
-          </w:tblCellMar>
-        </w:tblPrEx>
         <w:tc>
           <w:tcPr>
             <w:tcW w:w="3500" w:type="dxa"/>
@@ -412,12 +376,6 @@
         </w:tc>
       </w:tr>
       <w:tr>
-        <w:tblPrEx>
-          <w:tblCellMar>
-            <w:top w:w="0" w:type="dxa"/>
-            <w:bottom w:w="0" w:type="dxa"/>
-          </w:tblCellMar>
-        </w:tblPrEx>
         <w:tc>
           <w:tcPr>
             <w:tcW w:w="3500" w:type="dxa"/>
@@ -467,12 +425,6 @@
         </w:tc>
       </w:tr>
       <w:tr>
-        <w:tblPrEx>
-          <w:tblCellMar>
-            <w:top w:w="0" w:type="dxa"/>
-            <w:bottom w:w="0" w:type="dxa"/>
-          </w:tblCellMar>
-        </w:tblPrEx>
         <w:tc>
           <w:tcPr>
             <w:tcW w:w="3500" w:type="dxa"/>
@@ -522,12 +474,6 @@
         </w:tc>
       </w:tr>
       <w:tr>
-        <w:tblPrEx>
-          <w:tblCellMar>
-            <w:top w:w="0" w:type="dxa"/>
-            <w:bottom w:w="0" w:type="dxa"/>
-          </w:tblCellMar>
-        </w:tblPrEx>
         <w:tc>
           <w:tcPr>
             <w:tcW w:w="3500" w:type="dxa"/>
@@ -577,12 +523,6 @@
         </w:tc>
       </w:tr>
       <w:tr>
-        <w:tblPrEx>
-          <w:tblCellMar>
-            <w:top w:w="0" w:type="dxa"/>
-            <w:bottom w:w="0" w:type="dxa"/>
-          </w:tblCellMar>
-        </w:tblPrEx>
         <w:tc>
           <w:tcPr>
             <w:tcW w:w="3500" w:type="dxa"/>
@@ -687,17 +627,10 @@
             <w:sz w:val="20"/>
             <w:szCs w:val="20"/>
           </w:rPr>
-          <w:t>AKYLADE Cyber Risk Management Practitioner (A/CCRP)</w:t>
+          <w:t>Cyber Risk Management Practitioner</w:t>
         </w:r>
       </w:hyperlink>
       <w:r>
-        <w:rPr>
-          <w:rFonts w:ascii="Arial" w:hAnsi="Arial" w:cs="Arial"/>
-          <w:i/>
-          <w:iCs/>
-          <w:sz w:val="20"/>
-          <w:szCs w:val="20"/>
-        </w:rPr>
         <w:t>.</w:t>
       </w:r>
     </w:p>
@@ -822,12 +755,6 @@
         <w:gridCol w:w="4680"/>
       </w:tblGrid>
       <w:tr>
-        <w:tblPrEx>
-          <w:tblCellMar>
-            <w:top w:w="0" w:type="dxa"/>
-            <w:bottom w:w="0" w:type="dxa"/>
-          </w:tblCellMar>
-        </w:tblPrEx>
         <w:tc>
           <w:tcPr>
             <w:tcW w:w="4680" w:type="dxa"/>
@@ -889,12 +816,6 @@
         </w:tc>
       </w:tr>
       <w:tr>
-        <w:tblPrEx>
-          <w:tblCellMar>
-            <w:top w:w="0" w:type="dxa"/>
-            <w:bottom w:w="0" w:type="dxa"/>
-          </w:tblCellMar>
-        </w:tblPrEx>
         <w:tc>
           <w:tcPr>
             <w:tcW w:w="4680" w:type="dxa"/>
@@ -956,12 +877,6 @@
         </w:tc>
       </w:tr>
       <w:tr>
-        <w:tblPrEx>
-          <w:tblCellMar>
-            <w:top w:w="0" w:type="dxa"/>
-            <w:bottom w:w="0" w:type="dxa"/>
-          </w:tblCellMar>
-        </w:tblPrEx>
         <w:tc>
           <w:tcPr>
             <w:tcW w:w="4680" w:type="dxa"/>
@@ -1023,12 +938,6 @@
         </w:tc>
       </w:tr>
       <w:tr>
-        <w:tblPrEx>
-          <w:tblCellMar>
-            <w:top w:w="0" w:type="dxa"/>
-            <w:bottom w:w="0" w:type="dxa"/>
-          </w:tblCellMar>
-        </w:tblPrEx>
         <w:tc>
           <w:tcPr>
             <w:tcW w:w="4680" w:type="dxa"/>
@@ -1090,12 +999,6 @@
         </w:tc>
       </w:tr>
       <w:tr>
-        <w:tblPrEx>
-          <w:tblCellMar>
-            <w:top w:w="0" w:type="dxa"/>
-            <w:bottom w:w="0" w:type="dxa"/>
-          </w:tblCellMar>
-        </w:tblPrEx>
         <w:tc>
           <w:tcPr>
             <w:tcW w:w="4680" w:type="dxa"/>
@@ -1206,12 +1109,6 @@
         <w:gridCol w:w="4360"/>
       </w:tblGrid>
       <w:tr>
-        <w:tblPrEx>
-          <w:tblCellMar>
-            <w:top w:w="0" w:type="dxa"/>
-            <w:bottom w:w="0" w:type="dxa"/>
-          </w:tblCellMar>
-        </w:tblPrEx>
         <w:tc>
           <w:tcPr>
             <w:tcW w:w="5000" w:type="dxa"/>
@@ -1279,12 +1176,6 @@
         </w:tc>
       </w:tr>
       <w:tr>
-        <w:tblPrEx>
-          <w:tblCellMar>
-            <w:top w:w="0" w:type="dxa"/>
-            <w:bottom w:w="0" w:type="dxa"/>
-          </w:tblCellMar>
-        </w:tblPrEx>
         <w:tc>
           <w:tcPr>
             <w:tcW w:w="5000" w:type="dxa"/>
@@ -1348,12 +1239,6 @@
         </w:tc>
       </w:tr>
       <w:tr>
-        <w:tblPrEx>
-          <w:tblCellMar>
-            <w:top w:w="0" w:type="dxa"/>
-            <w:bottom w:w="0" w:type="dxa"/>
-          </w:tblCellMar>
-        </w:tblPrEx>
         <w:tc>
           <w:tcPr>
             <w:tcW w:w="5000" w:type="dxa"/>
@@ -1417,12 +1302,6 @@
         </w:tc>
       </w:tr>
       <w:tr>
-        <w:tblPrEx>
-          <w:tblCellMar>
-            <w:top w:w="0" w:type="dxa"/>
-            <w:bottom w:w="0" w:type="dxa"/>
-          </w:tblCellMar>
-        </w:tblPrEx>
         <w:tc>
           <w:tcPr>
             <w:tcW w:w="5000" w:type="dxa"/>
@@ -1486,12 +1365,6 @@
         </w:tc>
       </w:tr>
       <w:tr>
-        <w:tblPrEx>
-          <w:tblCellMar>
-            <w:top w:w="0" w:type="dxa"/>
-            <w:bottom w:w="0" w:type="dxa"/>
-          </w:tblCellMar>
-        </w:tblPrEx>
         <w:tc>
           <w:tcPr>
             <w:tcW w:w="5000" w:type="dxa"/>
@@ -1555,12 +1428,6 @@
         </w:tc>
       </w:tr>
       <w:tr>
-        <w:tblPrEx>
-          <w:tblCellMar>
-            <w:top w:w="0" w:type="dxa"/>
-            <w:bottom w:w="0" w:type="dxa"/>
-          </w:tblCellMar>
-        </w:tblPrEx>
         <w:tc>
           <w:tcPr>
             <w:tcW w:w="5000" w:type="dxa"/>
@@ -1624,12 +1491,6 @@
         </w:tc>
       </w:tr>
       <w:tr>
-        <w:tblPrEx>
-          <w:tblCellMar>
-            <w:top w:w="0" w:type="dxa"/>
-            <w:bottom w:w="0" w:type="dxa"/>
-          </w:tblCellMar>
-        </w:tblPrEx>
         <w:tc>
           <w:tcPr>
             <w:tcW w:w="5000" w:type="dxa"/>
@@ -1693,12 +1554,6 @@
         </w:tc>
       </w:tr>
       <w:tr>
-        <w:tblPrEx>
-          <w:tblCellMar>
-            <w:top w:w="0" w:type="dxa"/>
-            <w:bottom w:w="0" w:type="dxa"/>
-          </w:tblCellMar>
-        </w:tblPrEx>
         <w:tc>
           <w:tcPr>
             <w:tcW w:w="5000" w:type="dxa"/>
@@ -1762,12 +1617,6 @@
         </w:tc>
       </w:tr>
       <w:tr>
-        <w:tblPrEx>
-          <w:tblCellMar>
-            <w:top w:w="0" w:type="dxa"/>
-            <w:bottom w:w="0" w:type="dxa"/>
-          </w:tblCellMar>
-        </w:tblPrEx>
         <w:tc>
           <w:tcPr>
             <w:tcW w:w="5000" w:type="dxa"/>
@@ -1869,12 +1718,6 @@
         <w:gridCol w:w="2960"/>
       </w:tblGrid>
       <w:tr>
-        <w:tblPrEx>
-          <w:tblCellMar>
-            <w:top w:w="0" w:type="dxa"/>
-            <w:bottom w:w="0" w:type="dxa"/>
-          </w:tblCellMar>
-        </w:tblPrEx>
         <w:tc>
           <w:tcPr>
             <w:tcW w:w="2200" w:type="dxa"/>
@@ -2044,12 +1887,6 @@
         </w:tc>
       </w:tr>
       <w:tr>
-        <w:tblPrEx>
-          <w:tblCellMar>
-            <w:top w:w="0" w:type="dxa"/>
-            <w:bottom w:w="0" w:type="dxa"/>
-          </w:tblCellMar>
-        </w:tblPrEx>
         <w:tc>
           <w:tcPr>
             <w:tcW w:w="2200" w:type="dxa"/>
@@ -2214,12 +2051,6 @@
         </w:tc>
       </w:tr>
       <w:tr>
-        <w:tblPrEx>
-          <w:tblCellMar>
-            <w:top w:w="0" w:type="dxa"/>
-            <w:bottom w:w="0" w:type="dxa"/>
-          </w:tblCellMar>
-        </w:tblPrEx>
         <w:tc>
           <w:tcPr>
             <w:tcW w:w="2200" w:type="dxa"/>
@@ -2384,12 +2215,6 @@
         </w:tc>
       </w:tr>
       <w:tr>
-        <w:tblPrEx>
-          <w:tblCellMar>
-            <w:top w:w="0" w:type="dxa"/>
-            <w:bottom w:w="0" w:type="dxa"/>
-          </w:tblCellMar>
-        </w:tblPrEx>
         <w:tc>
           <w:tcPr>
             <w:tcW w:w="2200" w:type="dxa"/>
@@ -2554,12 +2379,6 @@
         </w:tc>
       </w:tr>
       <w:tr>
-        <w:tblPrEx>
-          <w:tblCellMar>
-            <w:top w:w="0" w:type="dxa"/>
-            <w:bottom w:w="0" w:type="dxa"/>
-          </w:tblCellMar>
-        </w:tblPrEx>
         <w:tc>
           <w:tcPr>
             <w:tcW w:w="2200" w:type="dxa"/>
@@ -2724,12 +2543,6 @@
         </w:tc>
       </w:tr>
       <w:tr>
-        <w:tblPrEx>
-          <w:tblCellMar>
-            <w:top w:w="0" w:type="dxa"/>
-            <w:bottom w:w="0" w:type="dxa"/>
-          </w:tblCellMar>
-        </w:tblPrEx>
         <w:tc>
           <w:tcPr>
             <w:tcW w:w="2200" w:type="dxa"/>
@@ -2894,12 +2707,6 @@
         </w:tc>
       </w:tr>
       <w:tr>
-        <w:tblPrEx>
-          <w:tblCellMar>
-            <w:top w:w="0" w:type="dxa"/>
-            <w:bottom w:w="0" w:type="dxa"/>
-          </w:tblCellMar>
-        </w:tblPrEx>
         <w:tc>
           <w:tcPr>
             <w:tcW w:w="2200" w:type="dxa"/>
@@ -3064,12 +2871,6 @@
         </w:tc>
       </w:tr>
       <w:tr>
-        <w:tblPrEx>
-          <w:tblCellMar>
-            <w:top w:w="0" w:type="dxa"/>
-            <w:bottom w:w="0" w:type="dxa"/>
-          </w:tblCellMar>
-        </w:tblPrEx>
         <w:tc>
           <w:tcPr>
             <w:tcW w:w="2200" w:type="dxa"/>
@@ -3347,12 +3148,6 @@
         <w:gridCol w:w="4360"/>
       </w:tblGrid>
       <w:tr>
-        <w:tblPrEx>
-          <w:tblCellMar>
-            <w:top w:w="0" w:type="dxa"/>
-            <w:bottom w:w="0" w:type="dxa"/>
-          </w:tblCellMar>
-        </w:tblPrEx>
         <w:tc>
           <w:tcPr>
             <w:tcW w:w="5000" w:type="dxa"/>
@@ -3420,12 +3215,6 @@
         </w:tc>
       </w:tr>
       <w:tr>
-        <w:tblPrEx>
-          <w:tblCellMar>
-            <w:top w:w="0" w:type="dxa"/>
-            <w:bottom w:w="0" w:type="dxa"/>
-          </w:tblCellMar>
-        </w:tblPrEx>
         <w:tc>
           <w:tcPr>
             <w:tcW w:w="5000" w:type="dxa"/>
@@ -3487,12 +3276,6 @@
         </w:tc>
       </w:tr>
       <w:tr>
-        <w:tblPrEx>
-          <w:tblCellMar>
-            <w:top w:w="0" w:type="dxa"/>
-            <w:bottom w:w="0" w:type="dxa"/>
-          </w:tblCellMar>
-        </w:tblPrEx>
         <w:tc>
           <w:tcPr>
             <w:tcW w:w="5000" w:type="dxa"/>
@@ -3554,12 +3337,6 @@
         </w:tc>
       </w:tr>
       <w:tr>
-        <w:tblPrEx>
-          <w:tblCellMar>
-            <w:top w:w="0" w:type="dxa"/>
-            <w:bottom w:w="0" w:type="dxa"/>
-          </w:tblCellMar>
-        </w:tblPrEx>
         <w:tc>
           <w:tcPr>
             <w:tcW w:w="5000" w:type="dxa"/>
@@ -3621,12 +3398,6 @@
         </w:tc>
       </w:tr>
       <w:tr>
-        <w:tblPrEx>
-          <w:tblCellMar>
-            <w:top w:w="0" w:type="dxa"/>
-            <w:bottom w:w="0" w:type="dxa"/>
-          </w:tblCellMar>
-        </w:tblPrEx>
         <w:tc>
           <w:tcPr>
             <w:tcW w:w="5000" w:type="dxa"/>
@@ -3688,12 +3459,6 @@
         </w:tc>
       </w:tr>
       <w:tr>
-        <w:tblPrEx>
-          <w:tblCellMar>
-            <w:top w:w="0" w:type="dxa"/>
-            <w:bottom w:w="0" w:type="dxa"/>
-          </w:tblCellMar>
-        </w:tblPrEx>
         <w:tc>
           <w:tcPr>
             <w:tcW w:w="5000" w:type="dxa"/>
@@ -3755,12 +3520,6 @@
         </w:tc>
       </w:tr>
       <w:tr>
-        <w:tblPrEx>
-          <w:tblCellMar>
-            <w:top w:w="0" w:type="dxa"/>
-            <w:bottom w:w="0" w:type="dxa"/>
-          </w:tblCellMar>
-        </w:tblPrEx>
         <w:tc>
           <w:tcPr>
             <w:tcW w:w="5000" w:type="dxa"/>
@@ -3822,12 +3581,6 @@
         </w:tc>
       </w:tr>
       <w:tr>
-        <w:tblPrEx>
-          <w:tblCellMar>
-            <w:top w:w="0" w:type="dxa"/>
-            <w:bottom w:w="0" w:type="dxa"/>
-          </w:tblCellMar>
-        </w:tblPrEx>
         <w:tc>
           <w:tcPr>
             <w:tcW w:w="5000" w:type="dxa"/>
@@ -4063,12 +3816,6 @@
         <w:gridCol w:w="2930"/>
       </w:tblGrid>
       <w:tr>
-        <w:tblPrEx>
-          <w:tblCellMar>
-            <w:top w:w="0" w:type="dxa"/>
-            <w:bottom w:w="0" w:type="dxa"/>
-          </w:tblCellMar>
-        </w:tblPrEx>
         <w:tc>
           <w:tcPr>
             <w:tcW w:w="3500" w:type="dxa"/>
@@ -4170,12 +3917,6 @@
         </w:tc>
       </w:tr>
       <w:tr>
-        <w:tblPrEx>
-          <w:tblCellMar>
-            <w:top w:w="0" w:type="dxa"/>
-            <w:bottom w:w="0" w:type="dxa"/>
-          </w:tblCellMar>
-        </w:tblPrEx>
         <w:tc>
           <w:tcPr>
             <w:tcW w:w="3500" w:type="dxa"/>
@@ -4270,12 +4011,6 @@
         </w:tc>
       </w:tr>
       <w:tr>
-        <w:tblPrEx>
-          <w:tblCellMar>
-            <w:top w:w="0" w:type="dxa"/>
-            <w:bottom w:w="0" w:type="dxa"/>
-          </w:tblCellMar>
-        </w:tblPrEx>
         <w:tc>
           <w:tcPr>
             <w:tcW w:w="3500" w:type="dxa"/>
@@ -4370,12 +4105,6 @@
         </w:tc>
       </w:tr>
       <w:tr>
-        <w:tblPrEx>
-          <w:tblCellMar>
-            <w:top w:w="0" w:type="dxa"/>
-            <w:bottom w:w="0" w:type="dxa"/>
-          </w:tblCellMar>
-        </w:tblPrEx>
         <w:tc>
           <w:tcPr>
             <w:tcW w:w="3500" w:type="dxa"/>
@@ -5495,12 +5224,6 @@
         <w:gridCol w:w="1600"/>
       </w:tblGrid>
       <w:tr>
-        <w:tblPrEx>
-          <w:tblCellMar>
-            <w:top w:w="0" w:type="dxa"/>
-            <w:bottom w:w="0" w:type="dxa"/>
-          </w:tblCellMar>
-        </w:tblPrEx>
         <w:tc>
           <w:tcPr>
             <w:tcW w:w="2800" w:type="dxa"/>
@@ -5636,12 +5359,6 @@
         </w:tc>
       </w:tr>
       <w:tr>
-        <w:tblPrEx>
-          <w:tblCellMar>
-            <w:top w:w="0" w:type="dxa"/>
-            <w:bottom w:w="0" w:type="dxa"/>
-          </w:tblCellMar>
-        </w:tblPrEx>
         <w:tc>
           <w:tcPr>
             <w:tcW w:w="2800" w:type="dxa"/>
@@ -5780,12 +5497,6 @@
         </w:tc>
       </w:tr>
       <w:tr>
-        <w:tblPrEx>
-          <w:tblCellMar>
-            <w:top w:w="0" w:type="dxa"/>
-            <w:bottom w:w="0" w:type="dxa"/>
-          </w:tblCellMar>
-        </w:tblPrEx>
         <w:tc>
           <w:tcPr>
             <w:tcW w:w="2800" w:type="dxa"/>
@@ -5924,12 +5635,6 @@
         </w:tc>
       </w:tr>
       <w:tr>
-        <w:tblPrEx>
-          <w:tblCellMar>
-            <w:top w:w="0" w:type="dxa"/>
-            <w:bottom w:w="0" w:type="dxa"/>
-          </w:tblCellMar>
-        </w:tblPrEx>
         <w:tc>
           <w:tcPr>
             <w:tcW w:w="2800" w:type="dxa"/>
@@ -6068,12 +5773,6 @@
         </w:tc>
       </w:tr>
       <w:tr>
-        <w:tblPrEx>
-          <w:tblCellMar>
-            <w:top w:w="0" w:type="dxa"/>
-            <w:bottom w:w="0" w:type="dxa"/>
-          </w:tblCellMar>
-        </w:tblPrEx>
         <w:tc>
           <w:tcPr>
             <w:tcW w:w="2800" w:type="dxa"/>
@@ -6202,12 +5901,6 @@
         </w:tc>
       </w:tr>
       <w:tr>
-        <w:tblPrEx>
-          <w:tblCellMar>
-            <w:top w:w="0" w:type="dxa"/>
-            <w:bottom w:w="0" w:type="dxa"/>
-          </w:tblCellMar>
-        </w:tblPrEx>
         <w:tc>
           <w:tcPr>
             <w:tcW w:w="2800" w:type="dxa"/>
@@ -6346,12 +6039,6 @@
         </w:tc>
       </w:tr>
       <w:tr>
-        <w:tblPrEx>
-          <w:tblCellMar>
-            <w:top w:w="0" w:type="dxa"/>
-            <w:bottom w:w="0" w:type="dxa"/>
-          </w:tblCellMar>
-        </w:tblPrEx>
         <w:tc>
           <w:tcPr>
             <w:tcW w:w="2800" w:type="dxa"/>
@@ -6490,12 +6177,6 @@
         </w:tc>
       </w:tr>
       <w:tr>
-        <w:tblPrEx>
-          <w:tblCellMar>
-            <w:top w:w="0" w:type="dxa"/>
-            <w:bottom w:w="0" w:type="dxa"/>
-          </w:tblCellMar>
-        </w:tblPrEx>
         <w:tc>
           <w:tcPr>
             <w:tcW w:w="2800" w:type="dxa"/>
@@ -6624,12 +6305,6 @@
         </w:tc>
       </w:tr>
       <w:tr>
-        <w:tblPrEx>
-          <w:tblCellMar>
-            <w:top w:w="0" w:type="dxa"/>
-            <w:bottom w:w="0" w:type="dxa"/>
-          </w:tblCellMar>
-        </w:tblPrEx>
         <w:tc>
           <w:tcPr>
             <w:tcW w:w="2800" w:type="dxa"/>
@@ -6758,12 +6433,6 @@
         </w:tc>
       </w:tr>
       <w:tr>
-        <w:tblPrEx>
-          <w:tblCellMar>
-            <w:top w:w="0" w:type="dxa"/>
-            <w:bottom w:w="0" w:type="dxa"/>
-          </w:tblCellMar>
-        </w:tblPrEx>
         <w:tc>
           <w:tcPr>
             <w:tcW w:w="2800" w:type="dxa"/>
@@ -6892,12 +6561,6 @@
         </w:tc>
       </w:tr>
       <w:tr>
-        <w:tblPrEx>
-          <w:tblCellMar>
-            <w:top w:w="0" w:type="dxa"/>
-            <w:bottom w:w="0" w:type="dxa"/>
-          </w:tblCellMar>
-        </w:tblPrEx>
         <w:tc>
           <w:tcPr>
             <w:tcW w:w="2800" w:type="dxa"/>
@@ -7026,12 +6689,6 @@
         </w:tc>
       </w:tr>
       <w:tr>
-        <w:tblPrEx>
-          <w:tblCellMar>
-            <w:top w:w="0" w:type="dxa"/>
-            <w:bottom w:w="0" w:type="dxa"/>
-          </w:tblCellMar>
-        </w:tblPrEx>
         <w:tc>
           <w:tcPr>
             <w:tcW w:w="2800" w:type="dxa"/>
@@ -7160,12 +6817,6 @@
         </w:tc>
       </w:tr>
       <w:tr>
-        <w:tblPrEx>
-          <w:tblCellMar>
-            <w:top w:w="0" w:type="dxa"/>
-            <w:bottom w:w="0" w:type="dxa"/>
-          </w:tblCellMar>
-        </w:tblPrEx>
         <w:tc>
           <w:tcPr>
             <w:tcW w:w="2800" w:type="dxa"/>
@@ -7331,12 +6982,6 @@
         <w:gridCol w:w="1600"/>
       </w:tblGrid>
       <w:tr>
-        <w:tblPrEx>
-          <w:tblCellMar>
-            <w:top w:w="0" w:type="dxa"/>
-            <w:bottom w:w="0" w:type="dxa"/>
-          </w:tblCellMar>
-        </w:tblPrEx>
         <w:tc>
           <w:tcPr>
             <w:tcW w:w="2800" w:type="dxa"/>
@@ -7472,12 +7117,6 @@
         </w:tc>
       </w:tr>
       <w:tr>
-        <w:tblPrEx>
-          <w:tblCellMar>
-            <w:top w:w="0" w:type="dxa"/>
-            <w:bottom w:w="0" w:type="dxa"/>
-          </w:tblCellMar>
-        </w:tblPrEx>
         <w:tc>
           <w:tcPr>
             <w:tcW w:w="2800" w:type="dxa"/>
@@ -7606,12 +7245,6 @@
         </w:tc>
       </w:tr>
       <w:tr>
-        <w:tblPrEx>
-          <w:tblCellMar>
-            <w:top w:w="0" w:type="dxa"/>
-            <w:bottom w:w="0" w:type="dxa"/>
-          </w:tblCellMar>
-        </w:tblPrEx>
         <w:tc>
           <w:tcPr>
             <w:tcW w:w="2800" w:type="dxa"/>
@@ -7740,12 +7373,6 @@
         </w:tc>
       </w:tr>
       <w:tr>
-        <w:tblPrEx>
-          <w:tblCellMar>
-            <w:top w:w="0" w:type="dxa"/>
-            <w:bottom w:w="0" w:type="dxa"/>
-          </w:tblCellMar>
-        </w:tblPrEx>
         <w:tc>
           <w:tcPr>
             <w:tcW w:w="2800" w:type="dxa"/>
@@ -7874,12 +7501,6 @@
         </w:tc>
       </w:tr>
       <w:tr>
-        <w:tblPrEx>
-          <w:tblCellMar>
-            <w:top w:w="0" w:type="dxa"/>
-            <w:bottom w:w="0" w:type="dxa"/>
-          </w:tblCellMar>
-        </w:tblPrEx>
         <w:tc>
           <w:tcPr>
             <w:tcW w:w="2800" w:type="dxa"/>
@@ -8008,12 +7629,6 @@
         </w:tc>
       </w:tr>
       <w:tr>
-        <w:tblPrEx>
-          <w:tblCellMar>
-            <w:top w:w="0" w:type="dxa"/>
-            <w:bottom w:w="0" w:type="dxa"/>
-          </w:tblCellMar>
-        </w:tblPrEx>
         <w:tc>
           <w:tcPr>
             <w:tcW w:w="2800" w:type="dxa"/>
@@ -8142,12 +7757,6 @@
         </w:tc>
       </w:tr>
       <w:tr>
-        <w:tblPrEx>
-          <w:tblCellMar>
-            <w:top w:w="0" w:type="dxa"/>
-            <w:bottom w:w="0" w:type="dxa"/>
-          </w:tblCellMar>
-        </w:tblPrEx>
         <w:tc>
           <w:tcPr>
             <w:tcW w:w="2800" w:type="dxa"/>
@@ -8313,12 +7922,6 @@
         <w:gridCol w:w="1600"/>
       </w:tblGrid>
       <w:tr>
-        <w:tblPrEx>
-          <w:tblCellMar>
-            <w:top w:w="0" w:type="dxa"/>
-            <w:bottom w:w="0" w:type="dxa"/>
-          </w:tblCellMar>
-        </w:tblPrEx>
         <w:tc>
           <w:tcPr>
             <w:tcW w:w="2800" w:type="dxa"/>
@@ -8454,12 +8057,6 @@
         </w:tc>
       </w:tr>
       <w:tr>
-        <w:tblPrEx>
-          <w:tblCellMar>
-            <w:top w:w="0" w:type="dxa"/>
-            <w:bottom w:w="0" w:type="dxa"/>
-          </w:tblCellMar>
-        </w:tblPrEx>
         <w:tc>
           <w:tcPr>
             <w:tcW w:w="2800" w:type="dxa"/>
@@ -8598,12 +8195,6 @@
         </w:tc>
       </w:tr>
       <w:tr>
-        <w:tblPrEx>
-          <w:tblCellMar>
-            <w:top w:w="0" w:type="dxa"/>
-            <w:bottom w:w="0" w:type="dxa"/>
-          </w:tblCellMar>
-        </w:tblPrEx>
         <w:tc>
           <w:tcPr>
             <w:tcW w:w="2800" w:type="dxa"/>
@@ -8732,12 +8323,6 @@
         </w:tc>
       </w:tr>
       <w:tr>
-        <w:tblPrEx>
-          <w:tblCellMar>
-            <w:top w:w="0" w:type="dxa"/>
-            <w:bottom w:w="0" w:type="dxa"/>
-          </w:tblCellMar>
-        </w:tblPrEx>
         <w:tc>
           <w:tcPr>
             <w:tcW w:w="2800" w:type="dxa"/>
@@ -8866,12 +8451,6 @@
         </w:tc>
       </w:tr>
       <w:tr>
-        <w:tblPrEx>
-          <w:tblCellMar>
-            <w:top w:w="0" w:type="dxa"/>
-            <w:bottom w:w="0" w:type="dxa"/>
-          </w:tblCellMar>
-        </w:tblPrEx>
         <w:tc>
           <w:tcPr>
             <w:tcW w:w="2800" w:type="dxa"/>
@@ -9000,12 +8579,6 @@
         </w:tc>
       </w:tr>
       <w:tr>
-        <w:tblPrEx>
-          <w:tblCellMar>
-            <w:top w:w="0" w:type="dxa"/>
-            <w:bottom w:w="0" w:type="dxa"/>
-          </w:tblCellMar>
-        </w:tblPrEx>
         <w:tc>
           <w:tcPr>
             <w:tcW w:w="2800" w:type="dxa"/>
@@ -9134,12 +8707,6 @@
         </w:tc>
       </w:tr>
       <w:tr>
-        <w:tblPrEx>
-          <w:tblCellMar>
-            <w:top w:w="0" w:type="dxa"/>
-            <w:bottom w:w="0" w:type="dxa"/>
-          </w:tblCellMar>
-        </w:tblPrEx>
         <w:tc>
           <w:tcPr>
             <w:tcW w:w="2800" w:type="dxa"/>
@@ -9268,12 +8835,6 @@
         </w:tc>
       </w:tr>
       <w:tr>
-        <w:tblPrEx>
-          <w:tblCellMar>
-            <w:top w:w="0" w:type="dxa"/>
-            <w:bottom w:w="0" w:type="dxa"/>
-          </w:tblCellMar>
-        </w:tblPrEx>
         <w:tc>
           <w:tcPr>
             <w:tcW w:w="2800" w:type="dxa"/>
@@ -9402,12 +8963,6 @@
         </w:tc>
       </w:tr>
       <w:tr>
-        <w:tblPrEx>
-          <w:tblCellMar>
-            <w:top w:w="0" w:type="dxa"/>
-            <w:bottom w:w="0" w:type="dxa"/>
-          </w:tblCellMar>
-        </w:tblPrEx>
         <w:tc>
           <w:tcPr>
             <w:tcW w:w="2800" w:type="dxa"/>
@@ -9574,12 +9129,6 @@
         <w:gridCol w:w="1600"/>
       </w:tblGrid>
       <w:tr>
-        <w:tblPrEx>
-          <w:tblCellMar>
-            <w:top w:w="0" w:type="dxa"/>
-            <w:bottom w:w="0" w:type="dxa"/>
-          </w:tblCellMar>
-        </w:tblPrEx>
         <w:tc>
           <w:tcPr>
             <w:tcW w:w="2800" w:type="dxa"/>
@@ -9715,12 +9264,6 @@
         </w:tc>
       </w:tr>
       <w:tr>
-        <w:tblPrEx>
-          <w:tblCellMar>
-            <w:top w:w="0" w:type="dxa"/>
-            <w:bottom w:w="0" w:type="dxa"/>
-          </w:tblCellMar>
-        </w:tblPrEx>
         <w:tc>
           <w:tcPr>
             <w:tcW w:w="2800" w:type="dxa"/>
@@ -9849,12 +9392,6 @@
         </w:tc>
       </w:tr>
       <w:tr>
-        <w:tblPrEx>
-          <w:tblCellMar>
-            <w:top w:w="0" w:type="dxa"/>
-            <w:bottom w:w="0" w:type="dxa"/>
-          </w:tblCellMar>
-        </w:tblPrEx>
         <w:tc>
           <w:tcPr>
             <w:tcW w:w="2800" w:type="dxa"/>
@@ -9983,12 +9520,6 @@
         </w:tc>
       </w:tr>
       <w:tr>
-        <w:tblPrEx>
-          <w:tblCellMar>
-            <w:top w:w="0" w:type="dxa"/>
-            <w:bottom w:w="0" w:type="dxa"/>
-          </w:tblCellMar>
-        </w:tblPrEx>
         <w:tc>
           <w:tcPr>
             <w:tcW w:w="2800" w:type="dxa"/>
@@ -10117,12 +9648,6 @@
         </w:tc>
       </w:tr>
       <w:tr>
-        <w:tblPrEx>
-          <w:tblCellMar>
-            <w:top w:w="0" w:type="dxa"/>
-            <w:bottom w:w="0" w:type="dxa"/>
-          </w:tblCellMar>
-        </w:tblPrEx>
         <w:tc>
           <w:tcPr>
             <w:tcW w:w="2800" w:type="dxa"/>
@@ -10251,12 +9776,6 @@
         </w:tc>
       </w:tr>
       <w:tr>
-        <w:tblPrEx>
-          <w:tblCellMar>
-            <w:top w:w="0" w:type="dxa"/>
-            <w:bottom w:w="0" w:type="dxa"/>
-          </w:tblCellMar>
-        </w:tblPrEx>
         <w:tc>
           <w:tcPr>
             <w:tcW w:w="2800" w:type="dxa"/>
@@ -10385,12 +9904,6 @@
         </w:tc>
       </w:tr>
       <w:tr>
-        <w:tblPrEx>
-          <w:tblCellMar>
-            <w:top w:w="0" w:type="dxa"/>
-            <w:bottom w:w="0" w:type="dxa"/>
-          </w:tblCellMar>
-        </w:tblPrEx>
         <w:tc>
           <w:tcPr>
             <w:tcW w:w="2800" w:type="dxa"/>
@@ -10519,12 +10032,6 @@
         </w:tc>
       </w:tr>
       <w:tr>
-        <w:tblPrEx>
-          <w:tblCellMar>
-            <w:top w:w="0" w:type="dxa"/>
-            <w:bottom w:w="0" w:type="dxa"/>
-          </w:tblCellMar>
-        </w:tblPrEx>
         <w:tc>
           <w:tcPr>
             <w:tcW w:w="2800" w:type="dxa"/>
@@ -10653,12 +10160,6 @@
         </w:tc>
       </w:tr>
       <w:tr>
-        <w:tblPrEx>
-          <w:tblCellMar>
-            <w:top w:w="0" w:type="dxa"/>
-            <w:bottom w:w="0" w:type="dxa"/>
-          </w:tblCellMar>
-        </w:tblPrEx>
         <w:tc>
           <w:tcPr>
             <w:tcW w:w="2800" w:type="dxa"/>
@@ -10824,12 +10325,6 @@
         <w:gridCol w:w="1600"/>
       </w:tblGrid>
       <w:tr>
-        <w:tblPrEx>
-          <w:tblCellMar>
-            <w:top w:w="0" w:type="dxa"/>
-            <w:bottom w:w="0" w:type="dxa"/>
-          </w:tblCellMar>
-        </w:tblPrEx>
         <w:tc>
           <w:tcPr>
             <w:tcW w:w="2800" w:type="dxa"/>
@@ -10965,12 +10460,6 @@
         </w:tc>
       </w:tr>
       <w:tr>
-        <w:tblPrEx>
-          <w:tblCellMar>
-            <w:top w:w="0" w:type="dxa"/>
-            <w:bottom w:w="0" w:type="dxa"/>
-          </w:tblCellMar>
-        </w:tblPrEx>
         <w:tc>
           <w:tcPr>
             <w:tcW w:w="2800" w:type="dxa"/>
@@ -11099,12 +10588,6 @@
         </w:tc>
       </w:tr>
       <w:tr>
-        <w:tblPrEx>
-          <w:tblCellMar>
-            <w:top w:w="0" w:type="dxa"/>
-            <w:bottom w:w="0" w:type="dxa"/>
-          </w:tblCellMar>
-        </w:tblPrEx>
         <w:tc>
           <w:tcPr>
             <w:tcW w:w="2800" w:type="dxa"/>
@@ -11233,12 +10716,6 @@
         </w:tc>
       </w:tr>
       <w:tr>
-        <w:tblPrEx>
-          <w:tblCellMar>
-            <w:top w:w="0" w:type="dxa"/>
-            <w:bottom w:w="0" w:type="dxa"/>
-          </w:tblCellMar>
-        </w:tblPrEx>
         <w:tc>
           <w:tcPr>
             <w:tcW w:w="2800" w:type="dxa"/>
@@ -11367,12 +10844,6 @@
         </w:tc>
       </w:tr>
       <w:tr>
-        <w:tblPrEx>
-          <w:tblCellMar>
-            <w:top w:w="0" w:type="dxa"/>
-            <w:bottom w:w="0" w:type="dxa"/>
-          </w:tblCellMar>
-        </w:tblPrEx>
         <w:tc>
           <w:tcPr>
             <w:tcW w:w="2800" w:type="dxa"/>
@@ -11538,12 +11009,6 @@
         <w:gridCol w:w="1600"/>
       </w:tblGrid>
       <w:tr>
-        <w:tblPrEx>
-          <w:tblCellMar>
-            <w:top w:w="0" w:type="dxa"/>
-            <w:bottom w:w="0" w:type="dxa"/>
-          </w:tblCellMar>
-        </w:tblPrEx>
         <w:tc>
           <w:tcPr>
             <w:tcW w:w="2800" w:type="dxa"/>
@@ -11679,12 +11144,6 @@
         </w:tc>
       </w:tr>
       <w:tr>
-        <w:tblPrEx>
-          <w:tblCellMar>
-            <w:top w:w="0" w:type="dxa"/>
-            <w:bottom w:w="0" w:type="dxa"/>
-          </w:tblCellMar>
-        </w:tblPrEx>
         <w:tc>
           <w:tcPr>
             <w:tcW w:w="2800" w:type="dxa"/>
@@ -11813,12 +11272,6 @@
         </w:tc>
       </w:tr>
       <w:tr>
-        <w:tblPrEx>
-          <w:tblCellMar>
-            <w:top w:w="0" w:type="dxa"/>
-            <w:bottom w:w="0" w:type="dxa"/>
-          </w:tblCellMar>
-        </w:tblPrEx>
         <w:tc>
           <w:tcPr>
             <w:tcW w:w="2800" w:type="dxa"/>
@@ -11991,12 +11444,6 @@
         <w:gridCol w:w="7560"/>
       </w:tblGrid>
       <w:tr>
-        <w:tblPrEx>
-          <w:tblCellMar>
-            <w:top w:w="0" w:type="dxa"/>
-            <w:bottom w:w="0" w:type="dxa"/>
-          </w:tblCellMar>
-        </w:tblPrEx>
         <w:tc>
           <w:tcPr>
             <w:tcW w:w="1800" w:type="dxa"/>
@@ -12061,12 +11508,6 @@
         </w:tc>
       </w:tr>
       <w:tr>
-        <w:tblPrEx>
-          <w:tblCellMar>
-            <w:top w:w="0" w:type="dxa"/>
-            <w:bottom w:w="0" w:type="dxa"/>
-          </w:tblCellMar>
-        </w:tblPrEx>
         <w:tc>
           <w:tcPr>
             <w:tcW w:w="1800" w:type="dxa"/>
@@ -12127,12 +11568,6 @@
         </w:tc>
       </w:tr>
       <w:tr>
-        <w:tblPrEx>
-          <w:tblCellMar>
-            <w:top w:w="0" w:type="dxa"/>
-            <w:bottom w:w="0" w:type="dxa"/>
-          </w:tblCellMar>
-        </w:tblPrEx>
         <w:tc>
           <w:tcPr>
             <w:tcW w:w="1800" w:type="dxa"/>
@@ -12193,12 +11628,6 @@
         </w:tc>
       </w:tr>
       <w:tr>
-        <w:tblPrEx>
-          <w:tblCellMar>
-            <w:top w:w="0" w:type="dxa"/>
-            <w:bottom w:w="0" w:type="dxa"/>
-          </w:tblCellMar>
-        </w:tblPrEx>
         <w:tc>
           <w:tcPr>
             <w:tcW w:w="1800" w:type="dxa"/>
@@ -12259,12 +11688,6 @@
         </w:tc>
       </w:tr>
       <w:tr>
-        <w:tblPrEx>
-          <w:tblCellMar>
-            <w:top w:w="0" w:type="dxa"/>
-            <w:bottom w:w="0" w:type="dxa"/>
-          </w:tblCellMar>
-        </w:tblPrEx>
         <w:tc>
           <w:tcPr>
             <w:tcW w:w="1800" w:type="dxa"/>
@@ -12361,12 +11784,6 @@
         <w:gridCol w:w="5460"/>
       </w:tblGrid>
       <w:tr>
-        <w:tblPrEx>
-          <w:tblCellMar>
-            <w:top w:w="0" w:type="dxa"/>
-            <w:bottom w:w="0" w:type="dxa"/>
-          </w:tblCellMar>
-        </w:tblPrEx>
         <w:tc>
           <w:tcPr>
             <w:tcW w:w="1500" w:type="dxa"/>
@@ -12465,12 +11882,6 @@
         </w:tc>
       </w:tr>
       <w:tr>
-        <w:tblPrEx>
-          <w:tblCellMar>
-            <w:top w:w="0" w:type="dxa"/>
-            <w:bottom w:w="0" w:type="dxa"/>
-          </w:tblCellMar>
-        </w:tblPrEx>
         <w:tc>
           <w:tcPr>
             <w:tcW w:w="1500" w:type="dxa"/>
@@ -12562,12 +11973,6 @@
         </w:tc>
       </w:tr>
       <w:tr>
-        <w:tblPrEx>
-          <w:tblCellMar>
-            <w:top w:w="0" w:type="dxa"/>
-            <w:bottom w:w="0" w:type="dxa"/>
-          </w:tblCellMar>
-        </w:tblPrEx>
         <w:tc>
           <w:tcPr>
             <w:tcW w:w="1500" w:type="dxa"/>
@@ -12659,12 +12064,6 @@
         </w:tc>
       </w:tr>
       <w:tr>
-        <w:tblPrEx>
-          <w:tblCellMar>
-            <w:top w:w="0" w:type="dxa"/>
-            <w:bottom w:w="0" w:type="dxa"/>
-          </w:tblCellMar>
-        </w:tblPrEx>
         <w:tc>
           <w:tcPr>
             <w:tcW w:w="1500" w:type="dxa"/>
@@ -12756,12 +12155,6 @@
         </w:tc>
       </w:tr>
       <w:tr>
-        <w:tblPrEx>
-          <w:tblCellMar>
-            <w:top w:w="0" w:type="dxa"/>
-            <w:bottom w:w="0" w:type="dxa"/>
-          </w:tblCellMar>
-        </w:tblPrEx>
         <w:tc>
           <w:tcPr>
             <w:tcW w:w="1500" w:type="dxa"/>
@@ -12853,12 +12246,6 @@
         </w:tc>
       </w:tr>
       <w:tr>
-        <w:tblPrEx>
-          <w:tblCellMar>
-            <w:top w:w="0" w:type="dxa"/>
-            <w:bottom w:w="0" w:type="dxa"/>
-          </w:tblCellMar>
-        </w:tblPrEx>
         <w:tc>
           <w:tcPr>
             <w:tcW w:w="1500" w:type="dxa"/>
@@ -12950,12 +12337,6 @@
         </w:tc>
       </w:tr>
       <w:tr>
-        <w:tblPrEx>
-          <w:tblCellMar>
-            <w:top w:w="0" w:type="dxa"/>
-            <w:bottom w:w="0" w:type="dxa"/>
-          </w:tblCellMar>
-        </w:tblPrEx>
         <w:tc>
           <w:tcPr>
             <w:tcW w:w="1500" w:type="dxa"/>
@@ -13083,12 +12464,6 @@
         <w:gridCol w:w="5860"/>
       </w:tblGrid>
       <w:tr>
-        <w:tblPrEx>
-          <w:tblCellMar>
-            <w:top w:w="0" w:type="dxa"/>
-            <w:bottom w:w="0" w:type="dxa"/>
-          </w:tblCellMar>
-        </w:tblPrEx>
         <w:tc>
           <w:tcPr>
             <w:tcW w:w="3500" w:type="dxa"/>
@@ -13153,12 +12528,6 @@
         </w:tc>
       </w:tr>
       <w:tr>
-        <w:tblPrEx>
-          <w:tblCellMar>
-            <w:top w:w="0" w:type="dxa"/>
-            <w:bottom w:w="0" w:type="dxa"/>
-          </w:tblCellMar>
-        </w:tblPrEx>
         <w:tc>
           <w:tcPr>
             <w:tcW w:w="3500" w:type="dxa"/>
@@ -13219,12 +12588,6 @@
         </w:tc>
       </w:tr>
       <w:tr>
-        <w:tblPrEx>
-          <w:tblCellMar>
-            <w:top w:w="0" w:type="dxa"/>
-            <w:bottom w:w="0" w:type="dxa"/>
-          </w:tblCellMar>
-        </w:tblPrEx>
         <w:tc>
           <w:tcPr>
             <w:tcW w:w="3500" w:type="dxa"/>
@@ -13285,12 +12648,6 @@
         </w:tc>
       </w:tr>
       <w:tr>
-        <w:tblPrEx>
-          <w:tblCellMar>
-            <w:top w:w="0" w:type="dxa"/>
-            <w:bottom w:w="0" w:type="dxa"/>
-          </w:tblCellMar>
-        </w:tblPrEx>
         <w:tc>
           <w:tcPr>
             <w:tcW w:w="3500" w:type="dxa"/>
@@ -13351,12 +12708,6 @@
         </w:tc>
       </w:tr>
       <w:tr>
-        <w:tblPrEx>
-          <w:tblCellMar>
-            <w:top w:w="0" w:type="dxa"/>
-            <w:bottom w:w="0" w:type="dxa"/>
-          </w:tblCellMar>
-        </w:tblPrEx>
         <w:tc>
           <w:tcPr>
             <w:tcW w:w="3500" w:type="dxa"/>
@@ -13497,23 +12848,13 @@
     <w:pPr>
       <w:jc w:val="center"/>
     </w:pPr>
-    <w:proofErr w:type="gramStart"/>
     <w:r>
       <w:rPr>
         <w:color w:val="666666"/>
         <w:sz w:val="16"/>
         <w:szCs w:val="16"/>
       </w:rPr>
-      <w:t>Confidential  |</w:t>
-    </w:r>
-    <w:proofErr w:type="gramEnd"/>
-    <w:r>
-      <w:rPr>
-        <w:color w:val="666666"/>
-        <w:sz w:val="16"/>
-        <w:szCs w:val="16"/>
-      </w:rPr>
-      <w:t xml:space="preserve">  Page </w:t>
+      <w:t xml:space="preserve">Confidential  |  Page </w:t>
     </w:r>
     <w:r>
       <w:rPr>
@@ -14319,6 +13660,18 @@
       <w:szCs w:val="24"/>
     </w:rPr>
   </w:style>
+  <w:style w:type="character" w:styleId="FollowedHyperlink">
+    <w:name w:val="FollowedHyperlink"/>
+    <w:basedOn w:val="DefaultParagraphFont"/>
+    <w:uiPriority w:val="99"/>
+    <w:semiHidden/>
+    <w:unhideWhenUsed/>
+    <w:rsid w:val="00CE3E66"/>
+    <w:rPr>
+      <w:color w:val="96607D" w:themeColor="followedHyperlink"/>
+      <w:u w:val="single"/>
+    </w:rPr>
+  </w:style>
 </w:styles>
 </file>
 
